--- a/docs/Guide-usager.docx
+++ b/docs/Guide-usager.docx
@@ -1030,6 +1030,26 @@
       </w:r>
       <w:r>
         <w:t xml:space="preserve"> — un rappel précise le nombre de séances réservables et les conditions du service (récurrent, semaines A/B, validation, thèmes, jauge, jours fériés, vacances scolaires).</w:t>
+      </w:r>
+    </w:p>
+    <w:p>
+      <w:pPr>
+        <w:pStyle w:val="ListParagraph"/>
+        <w:numPr>
+          <w:ilvl w:val="0"/>
+          <w:numId w:val="2"/>
+        </w:numPr>
+        <w:spacing w:after="80"/>
+      </w:pPr>
+      <w:r>
+        <w:rPr>
+          <w:b/>
+          <w:bCs/>
+        </w:rPr>
+        <w:t xml:space="preserve">Plus de place</w:t>
+      </w:r>
+      <w:r>
+        <w:t xml:space="preserve"> — à votre arrivée sur l'agenda ou sur une période, si plus aucun créneau de la période affichée n'est réservable (tout est complet, clos ou hors délai), un message vous en informe et vous invite à contacter le service par e-mail (si le service a activé cette alerte).</w:t>
       </w:r>
     </w:p>
     <w:p>

--- a/docs/Guide-usager.docx
+++ b/docs/Guide-usager.docx
@@ -1256,7 +1256,7 @@
         <w:spacing w:after="160" w:before="240"/>
       </w:pPr>
       <w:r>
-        <w:t xml:space="preserve">Règles appliquées automatiquement</w:t>
+        <w:t xml:space="preserve">Prévenir d'une absence</w:t>
       </w:r>
     </w:p>
     <w:p>
@@ -1264,132 +1264,144 @@
         <w:spacing w:after="160"/>
       </w:pPr>
       <w:r>
-        <w:t xml:space="preserve">Lors d'une réservation, l'application vérifie automatiquement :</w:t>
-      </w:r>
-    </w:p>
-    <w:p>
-      <w:pPr>
-        <w:pStyle w:val="ListParagraph"/>
-        <w:numPr>
-          <w:ilvl w:val="0"/>
-          <w:numId w:val="2"/>
-        </w:numPr>
-        <w:spacing w:after="80"/>
-      </w:pPr>
-      <w:r>
-        <w:t xml:space="preserve">la </w:t>
-      </w:r>
-      <w:r>
-        <w:rPr>
-          <w:b/>
-          <w:bCs/>
-        </w:rPr>
-        <w:t xml:space="preserve">capacité</w:t>
-      </w:r>
-      <w:r>
-        <w:t xml:space="preserve"> du créneau (selon que les accompagnants comptent ou non dans la jauge) ;</w:t>
-      </w:r>
-    </w:p>
-    <w:p>
-      <w:pPr>
-        <w:pStyle w:val="ListParagraph"/>
-        <w:numPr>
-          <w:ilvl w:val="0"/>
-          <w:numId w:val="2"/>
-        </w:numPr>
-        <w:spacing w:after="80"/>
-      </w:pPr>
-      <w:r>
-        <w:t xml:space="preserve">votre </w:t>
-      </w:r>
-      <w:r>
-        <w:rPr>
-          <w:b/>
-          <w:bCs/>
-        </w:rPr>
-        <w:t xml:space="preserve">droit d'accès</w:t>
-      </w:r>
-      <w:r>
-        <w:t xml:space="preserve"> au service, selon votre demandeur ;</w:t>
-      </w:r>
-    </w:p>
-    <w:p>
-      <w:pPr>
-        <w:pStyle w:val="ListParagraph"/>
-        <w:numPr>
-          <w:ilvl w:val="0"/>
-          <w:numId w:val="2"/>
-        </w:numPr>
-        <w:spacing w:after="80"/>
-      </w:pPr>
-      <w:r>
-        <w:t xml:space="preserve">le </w:t>
-      </w:r>
-      <w:r>
-        <w:rPr>
-          <w:b/>
-          <w:bCs/>
-        </w:rPr>
-        <w:t xml:space="preserve">nombre maximum de réservations</w:t>
-      </w:r>
-      <w:r>
-        <w:t xml:space="preserve"> autorisé (par service et par période) ;</w:t>
-      </w:r>
-    </w:p>
-    <w:p>
-      <w:pPr>
-        <w:pStyle w:val="ListParagraph"/>
-        <w:numPr>
-          <w:ilvl w:val="0"/>
-          <w:numId w:val="2"/>
-        </w:numPr>
-        <w:spacing w:after="80"/>
-      </w:pPr>
-      <w:r>
-        <w:t xml:space="preserve">les </w:t>
-      </w:r>
-      <w:r>
-        <w:rPr>
-          <w:b/>
-          <w:bCs/>
-        </w:rPr>
-        <w:t xml:space="preserve">jours de fermeture</w:t>
-      </w:r>
-      <w:r>
-        <w:t xml:space="preserve"> : un créneau en période de vacances scolaires n'est réservable que si le service </w:t>
-      </w:r>
-      <w:r>
-        <w:rPr>
-          <w:b/>
-          <w:bCs/>
-        </w:rPr>
-        <w:t xml:space="preserve">et</w:t>
-      </w:r>
-      <w:r>
-        <w:t xml:space="preserve"> le demandeur sont ouverts ce jour-là ;</w:t>
-      </w:r>
-    </w:p>
-    <w:p>
-      <w:pPr>
-        <w:pStyle w:val="ListParagraph"/>
-        <w:numPr>
-          <w:ilvl w:val="0"/>
-          <w:numId w:val="2"/>
-        </w:numPr>
-        <w:spacing w:after="80"/>
-      </w:pPr>
-      <w:r>
-        <w:t xml:space="preserve">le </w:t>
-      </w:r>
-      <w:r>
-        <w:rPr>
-          <w:b/>
-          <w:bCs/>
-        </w:rPr>
-        <w:t xml:space="preserve">délai de réservation</w:t>
-      </w:r>
-      <w:r>
-        <w:t xml:space="preserve"> : les créneaux trop proches dans le temps ne sont pas réservables.</w:t>
+        <w:t xml:space="preserve">Vous ne pourrez pas venir à </w:t>
+      </w:r>
+      <w:r>
+        <w:rPr>
+          <w:b/>
+          <w:bCs/>
+        </w:rPr>
+        <w:t xml:space="preserve">une séance</w:t>
+      </w:r>
+      <w:r>
+        <w:t xml:space="preserve"> sans vouloir annuler toute votre réservation ? Prévenez le service depuis l'agenda :</w:t>
+      </w:r>
+    </w:p>
+    <w:p>
+      <w:pPr>
+        <w:pStyle w:val="ListParagraph"/>
+        <w:numPr>
+          <w:ilvl w:val="0"/>
+          <w:numId w:val="3"/>
+        </w:numPr>
+        <w:spacing w:after="80"/>
+      </w:pPr>
+      <w:r>
+        <w:t xml:space="preserve">Affichez la </w:t>
+      </w:r>
+      <w:r>
+        <w:rPr>
+          <w:b/>
+          <w:bCs/>
+        </w:rPr>
+        <w:t xml:space="preserve">semaine de la séance</w:t>
+      </w:r>
+      <w:r>
+        <w:t xml:space="preserve"> et repérez votre réservation.</w:t>
+      </w:r>
+    </w:p>
+    <w:p>
+      <w:pPr>
+        <w:pStyle w:val="ListParagraph"/>
+        <w:numPr>
+          <w:ilvl w:val="0"/>
+          <w:numId w:val="3"/>
+        </w:numPr>
+        <w:spacing w:after="80"/>
+      </w:pPr>
+      <w:r>
+        <w:t xml:space="preserve">Survolez son badge et cliquez sur le macaron </w:t>
+      </w:r>
+      <w:r>
+        <w:rPr>
+          <w:b/>
+          <w:bCs/>
+        </w:rPr>
+        <w:t xml:space="preserve">A</w:t>
+      </w:r>
+      <w:r>
+        <w:t xml:space="preserve"> « Prévenir d'une absence », en haut à gauche du badge.</w:t>
+      </w:r>
+    </w:p>
+    <w:p>
+      <w:pPr>
+        <w:pStyle w:val="ListParagraph"/>
+        <w:numPr>
+          <w:ilvl w:val="0"/>
+          <w:numId w:val="3"/>
+        </w:numPr>
+        <w:spacing w:after="80"/>
+      </w:pPr>
+      <w:r>
+        <w:t xml:space="preserve">Indiquez si vous le souhaitez un </w:t>
+      </w:r>
+      <w:r>
+        <w:rPr>
+          <w:b/>
+          <w:bCs/>
+        </w:rPr>
+        <w:t xml:space="preserve">motif</w:t>
+      </w:r>
+      <w:r>
+        <w:t xml:space="preserve"> (facultatif), puis confirmez.</w:t>
+      </w:r>
+    </w:p>
+    <w:p>
+      <w:pPr>
+        <w:spacing w:after="160"/>
+      </w:pPr>
+      <w:r>
+        <w:t xml:space="preserve">Le service est </w:t>
+      </w:r>
+      <w:r>
+        <w:rPr>
+          <w:b/>
+          <w:bCs/>
+        </w:rPr>
+        <w:t xml:space="preserve">informé par e-mail</w:t>
+      </w:r>
+      <w:r>
+        <w:t xml:space="preserve"> et le macaron passe en orange. Votre réservation est </w:t>
+      </w:r>
+      <w:r>
+        <w:rPr>
+          <w:b/>
+          <w:bCs/>
+        </w:rPr>
+        <w:t xml:space="preserve">conservée</w:t>
+      </w:r>
+      <w:r>
+        <w:t xml:space="preserve"> : seule la séance concernée est signalée. Si vous pouvez finalement venir, cliquez de nouveau sur le macaron puis sur </w:t>
+      </w:r>
+      <w:r>
+        <w:rPr>
+          <w:b/>
+          <w:bCs/>
+        </w:rPr>
+        <w:t xml:space="preserve">« Retirer l'absence »</w:t>
+      </w:r>
+      <w:r>
+        <w:t xml:space="preserve">. Une absence se signale sur une séance </w:t>
+      </w:r>
+      <w:r>
+        <w:rPr>
+          <w:b/>
+          <w:bCs/>
+        </w:rPr>
+        <w:t xml:space="preserve">à venir</w:t>
+      </w:r>
+      <w:r>
+        <w:t xml:space="preserve"> (jour même inclus), tant qu'elle n'a pas été pointée par le service. Le bouton </w:t>
+      </w:r>
+      <w:r>
+        <w:rPr>
+          <w:b/>
+          <w:bCs/>
+        </w:rPr>
+        <w:t xml:space="preserve">« Prévenir d'une absence »</w:t>
+      </w:r>
+      <w:r>
+        <w:t xml:space="preserve">, à droite des onglets de période, rappelle cette procédure.</w:t>
       </w:r>
     </w:p>
     <w:p>
@@ -1398,6 +1410,148 @@
         <w:spacing w:after="160" w:before="240"/>
       </w:pPr>
       <w:r>
+        <w:t xml:space="preserve">Règles appliquées automatiquement</w:t>
+      </w:r>
+    </w:p>
+    <w:p>
+      <w:pPr>
+        <w:spacing w:after="160"/>
+      </w:pPr>
+      <w:r>
+        <w:t xml:space="preserve">Lors d'une réservation, l'application vérifie automatiquement :</w:t>
+      </w:r>
+    </w:p>
+    <w:p>
+      <w:pPr>
+        <w:pStyle w:val="ListParagraph"/>
+        <w:numPr>
+          <w:ilvl w:val="0"/>
+          <w:numId w:val="2"/>
+        </w:numPr>
+        <w:spacing w:after="80"/>
+      </w:pPr>
+      <w:r>
+        <w:t xml:space="preserve">la </w:t>
+      </w:r>
+      <w:r>
+        <w:rPr>
+          <w:b/>
+          <w:bCs/>
+        </w:rPr>
+        <w:t xml:space="preserve">capacité</w:t>
+      </w:r>
+      <w:r>
+        <w:t xml:space="preserve"> du créneau (selon que les accompagnants comptent ou non dans la jauge) ;</w:t>
+      </w:r>
+    </w:p>
+    <w:p>
+      <w:pPr>
+        <w:pStyle w:val="ListParagraph"/>
+        <w:numPr>
+          <w:ilvl w:val="0"/>
+          <w:numId w:val="2"/>
+        </w:numPr>
+        <w:spacing w:after="80"/>
+      </w:pPr>
+      <w:r>
+        <w:t xml:space="preserve">votre </w:t>
+      </w:r>
+      <w:r>
+        <w:rPr>
+          <w:b/>
+          <w:bCs/>
+        </w:rPr>
+        <w:t xml:space="preserve">droit d'accès</w:t>
+      </w:r>
+      <w:r>
+        <w:t xml:space="preserve"> au service, selon votre demandeur ;</w:t>
+      </w:r>
+    </w:p>
+    <w:p>
+      <w:pPr>
+        <w:pStyle w:val="ListParagraph"/>
+        <w:numPr>
+          <w:ilvl w:val="0"/>
+          <w:numId w:val="2"/>
+        </w:numPr>
+        <w:spacing w:after="80"/>
+      </w:pPr>
+      <w:r>
+        <w:t xml:space="preserve">le </w:t>
+      </w:r>
+      <w:r>
+        <w:rPr>
+          <w:b/>
+          <w:bCs/>
+        </w:rPr>
+        <w:t xml:space="preserve">nombre maximum de réservations</w:t>
+      </w:r>
+      <w:r>
+        <w:t xml:space="preserve"> autorisé (par service et par période) ;</w:t>
+      </w:r>
+    </w:p>
+    <w:p>
+      <w:pPr>
+        <w:pStyle w:val="ListParagraph"/>
+        <w:numPr>
+          <w:ilvl w:val="0"/>
+          <w:numId w:val="2"/>
+        </w:numPr>
+        <w:spacing w:after="80"/>
+      </w:pPr>
+      <w:r>
+        <w:t xml:space="preserve">les </w:t>
+      </w:r>
+      <w:r>
+        <w:rPr>
+          <w:b/>
+          <w:bCs/>
+        </w:rPr>
+        <w:t xml:space="preserve">jours de fermeture</w:t>
+      </w:r>
+      <w:r>
+        <w:t xml:space="preserve"> : un créneau en période de vacances scolaires n'est réservable que si le service </w:t>
+      </w:r>
+      <w:r>
+        <w:rPr>
+          <w:b/>
+          <w:bCs/>
+        </w:rPr>
+        <w:t xml:space="preserve">et</w:t>
+      </w:r>
+      <w:r>
+        <w:t xml:space="preserve"> le demandeur sont ouverts ce jour-là ;</w:t>
+      </w:r>
+    </w:p>
+    <w:p>
+      <w:pPr>
+        <w:pStyle w:val="ListParagraph"/>
+        <w:numPr>
+          <w:ilvl w:val="0"/>
+          <w:numId w:val="2"/>
+        </w:numPr>
+        <w:spacing w:after="80"/>
+      </w:pPr>
+      <w:r>
+        <w:t xml:space="preserve">le </w:t>
+      </w:r>
+      <w:r>
+        <w:rPr>
+          <w:b/>
+          <w:bCs/>
+        </w:rPr>
+        <w:t xml:space="preserve">délai de réservation</w:t>
+      </w:r>
+      <w:r>
+        <w:t xml:space="preserve"> : les créneaux trop proches dans le temps ne sont pas réservables.</w:t>
+      </w:r>
+    </w:p>
+    <w:p>
+      <w:pPr>
+        <w:pStyle w:val="Heading2"/>
+        <w:spacing w:after="160" w:before="240"/>
+      </w:pPr>
+      <w:r>
         <w:t xml:space="preserve">Rappels automatiques</w:t>
       </w:r>
     </w:p>
@@ -1596,6 +1750,46 @@
       </w:r>
       <w:r>
         <w:t xml:space="preserve"> — une réservation validée peut être verrouillée (selon le réglage du service), empêchant toute annulation ou déplacement côté usager.</w:t>
+      </w:r>
+    </w:p>
+    <w:p>
+      <w:pPr>
+        <w:pStyle w:val="ListParagraph"/>
+        <w:numPr>
+          <w:ilvl w:val="0"/>
+          <w:numId w:val="2"/>
+        </w:numPr>
+        <w:spacing w:after="80"/>
+      </w:pPr>
+      <w:r>
+        <w:rPr>
+          <w:b/>
+          <w:bCs/>
+        </w:rPr>
+        <w:t xml:space="preserve">Pointage / absence prévenue</w:t>
+      </w:r>
+      <w:r>
+        <w:t xml:space="preserve"> — le pointage constate la présence ou l'absence </w:t>
+      </w:r>
+      <w:r>
+        <w:rPr>
+          <w:b/>
+          <w:bCs/>
+        </w:rPr>
+        <w:t xml:space="preserve">après</w:t>
+      </w:r>
+      <w:r>
+        <w:t xml:space="preserve"> la séance ; l'absence prévenue est un signalement </w:t>
+      </w:r>
+      <w:r>
+        <w:rPr>
+          <w:b/>
+          <w:bCs/>
+        </w:rPr>
+        <w:t xml:space="preserve">à l'avance</w:t>
+      </w:r>
+      <w:r>
+        <w:t xml:space="preserve"> (usager ou gestionnaire) qui n'annule pas la réservation et pré-remplit le pointage « Absent ».</w:t>
       </w:r>
     </w:p>
     <w:p>

--- a/docs/Guide-usager.docx
+++ b/docs/Guide-usager.docx
@@ -1274,7 +1274,17 @@
         <w:t xml:space="preserve">une séance</w:t>
       </w:r>
       <w:r>
-        <w:t xml:space="preserve"> sans vouloir annuler toute votre réservation ? Prévenez le service depuis l'agenda :</w:t>
+        <w:t xml:space="preserve"> sans vouloir annuler toute votre réservation ? Si le service a activé les </w:t>
+      </w:r>
+      <w:r>
+        <w:rPr>
+          <w:b/>
+          <w:bCs/>
+        </w:rPr>
+        <w:t xml:space="preserve">absences prévenues</w:t>
+      </w:r>
+      <w:r>
+        <w:t xml:space="preserve">, prévenez-le depuis l'agenda :</w:t>
       </w:r>
     </w:p>
     <w:p>

--- a/docs/Guide-usager.docx
+++ b/docs/Guide-usager.docx
@@ -1420,7 +1420,7 @@
         <w:spacing w:after="160" w:before="240"/>
       </w:pPr>
       <w:r>
-        <w:t xml:space="preserve">Règles appliquées automatiquement</w:t>
+        <w:t xml:space="preserve">Liste d'attente</w:t>
       </w:r>
     </w:p>
     <w:p>
@@ -1428,132 +1428,87 @@
         <w:spacing w:after="160"/>
       </w:pPr>
       <w:r>
-        <w:t xml:space="preserve">Lors d'une réservation, l'application vérifie automatiquement :</w:t>
-      </w:r>
-    </w:p>
-    <w:p>
-      <w:pPr>
-        <w:pStyle w:val="ListParagraph"/>
-        <w:numPr>
-          <w:ilvl w:val="0"/>
-          <w:numId w:val="2"/>
-        </w:numPr>
-        <w:spacing w:after="80"/>
-      </w:pPr>
-      <w:r>
-        <w:t xml:space="preserve">la </w:t>
-      </w:r>
-      <w:r>
-        <w:rPr>
-          <w:b/>
-          <w:bCs/>
-        </w:rPr>
-        <w:t xml:space="preserve">capacité</w:t>
-      </w:r>
-      <w:r>
-        <w:t xml:space="preserve"> du créneau (selon que les accompagnants comptent ou non dans la jauge) ;</w:t>
-      </w:r>
-    </w:p>
-    <w:p>
-      <w:pPr>
-        <w:pStyle w:val="ListParagraph"/>
-        <w:numPr>
-          <w:ilvl w:val="0"/>
-          <w:numId w:val="2"/>
-        </w:numPr>
-        <w:spacing w:after="80"/>
-      </w:pPr>
-      <w:r>
-        <w:t xml:space="preserve">votre </w:t>
-      </w:r>
-      <w:r>
-        <w:rPr>
-          <w:b/>
-          <w:bCs/>
-        </w:rPr>
-        <w:t xml:space="preserve">droit d'accès</w:t>
-      </w:r>
-      <w:r>
-        <w:t xml:space="preserve"> au service, selon votre demandeur ;</w:t>
-      </w:r>
-    </w:p>
-    <w:p>
-      <w:pPr>
-        <w:pStyle w:val="ListParagraph"/>
-        <w:numPr>
-          <w:ilvl w:val="0"/>
-          <w:numId w:val="2"/>
-        </w:numPr>
-        <w:spacing w:after="80"/>
-      </w:pPr>
-      <w:r>
-        <w:t xml:space="preserve">le </w:t>
-      </w:r>
-      <w:r>
-        <w:rPr>
-          <w:b/>
-          <w:bCs/>
-        </w:rPr>
-        <w:t xml:space="preserve">nombre maximum de réservations</w:t>
-      </w:r>
-      <w:r>
-        <w:t xml:space="preserve"> autorisé (par service et par période) ;</w:t>
-      </w:r>
-    </w:p>
-    <w:p>
-      <w:pPr>
-        <w:pStyle w:val="ListParagraph"/>
-        <w:numPr>
-          <w:ilvl w:val="0"/>
-          <w:numId w:val="2"/>
-        </w:numPr>
-        <w:spacing w:after="80"/>
-      </w:pPr>
-      <w:r>
-        <w:t xml:space="preserve">les </w:t>
-      </w:r>
-      <w:r>
-        <w:rPr>
-          <w:b/>
-          <w:bCs/>
-        </w:rPr>
-        <w:t xml:space="preserve">jours de fermeture</w:t>
-      </w:r>
-      <w:r>
-        <w:t xml:space="preserve"> : un créneau en période de vacances scolaires n'est réservable que si le service </w:t>
-      </w:r>
-      <w:r>
-        <w:rPr>
-          <w:b/>
-          <w:bCs/>
-        </w:rPr>
-        <w:t xml:space="preserve">et</w:t>
-      </w:r>
-      <w:r>
-        <w:t xml:space="preserve"> le demandeur sont ouverts ce jour-là ;</w:t>
-      </w:r>
-    </w:p>
-    <w:p>
-      <w:pPr>
-        <w:pStyle w:val="ListParagraph"/>
-        <w:numPr>
-          <w:ilvl w:val="0"/>
-          <w:numId w:val="2"/>
-        </w:numPr>
-        <w:spacing w:after="80"/>
-      </w:pPr>
-      <w:r>
-        <w:t xml:space="preserve">le </w:t>
-      </w:r>
-      <w:r>
-        <w:rPr>
-          <w:b/>
-          <w:bCs/>
-        </w:rPr>
-        <w:t xml:space="preserve">délai de réservation</w:t>
-      </w:r>
-      <w:r>
-        <w:t xml:space="preserve"> : les créneaux trop proches dans le temps ne sont pas réservables.</w:t>
+        <w:t xml:space="preserve">Tout est complet ? Si le service a activé la </w:t>
+      </w:r>
+      <w:r>
+        <w:rPr>
+          <w:b/>
+          <w:bCs/>
+        </w:rPr>
+        <w:t xml:space="preserve">liste d'attente</w:t>
+      </w:r>
+      <w:r>
+        <w:t xml:space="preserve">, le bouton </w:t>
+      </w:r>
+      <w:r>
+        <w:rPr>
+          <w:b/>
+          <w:bCs/>
+        </w:rPr>
+        <w:t xml:space="preserve">« Liste d'attente »</w:t>
+      </w:r>
+      <w:r>
+        <w:t xml:space="preserve">, à droite des onglets de période, ouvre une fenêtre où vous indiquez vos </w:t>
+      </w:r>
+      <w:r>
+        <w:rPr>
+          <w:b/>
+          <w:bCs/>
+        </w:rPr>
+        <w:t xml:space="preserve">disponibilités par demi-journée</w:t>
+      </w:r>
+      <w:r>
+        <w:t xml:space="preserve"> (matin / après-midi, sur les jours d'ouverture du service). Vous serez </w:t>
+      </w:r>
+      <w:r>
+        <w:rPr>
+          <w:b/>
+          <w:bCs/>
+        </w:rPr>
+        <w:t xml:space="preserve">prévenu par e-mail</w:t>
+      </w:r>
+      <w:r>
+        <w:t xml:space="preserve"> dès que des créneaux correspondant à vos disponibilités se libéreront, dans l'ordre d'inscription. Cochez </w:t>
+      </w:r>
+      <w:r>
+        <w:rPr>
+          <w:b/>
+          <w:bCs/>
+        </w:rPr>
+        <w:t xml:space="preserve">« M'inscrire automatiquement dès qu'un créneau se libère »</w:t>
+      </w:r>
+      <w:r>
+        <w:t xml:space="preserve"> pour que la réservation soit faite en votre nom, avec les participants de votre fiche : vous en êtes informé par e-mail et retiré de la liste. Validez avec </w:t>
+      </w:r>
+      <w:r>
+        <w:rPr>
+          <w:b/>
+          <w:bCs/>
+        </w:rPr>
+        <w:t xml:space="preserve">« S'inscrire sur la liste d'attente »</w:t>
+      </w:r>
+      <w:r>
+        <w:t xml:space="preserve"> ; une fois inscrit, le même bouton permet de </w:t>
+      </w:r>
+      <w:r>
+        <w:rPr>
+          <w:b/>
+          <w:bCs/>
+        </w:rPr>
+        <w:t xml:space="preserve">mettre à jour</w:t>
+      </w:r>
+      <w:r>
+        <w:t xml:space="preserve"> vos disponibilités ou de vous </w:t>
+      </w:r>
+      <w:r>
+        <w:rPr>
+          <w:b/>
+          <w:bCs/>
+        </w:rPr>
+        <w:t xml:space="preserve">retirer de la liste</w:t>
+      </w:r>
+      <w:r>
+        <w:t xml:space="preserve">.</w:t>
       </w:r>
     </w:p>
     <w:p>
@@ -1562,6 +1517,148 @@
         <w:spacing w:after="160" w:before="240"/>
       </w:pPr>
       <w:r>
+        <w:t xml:space="preserve">Règles appliquées automatiquement</w:t>
+      </w:r>
+    </w:p>
+    <w:p>
+      <w:pPr>
+        <w:spacing w:after="160"/>
+      </w:pPr>
+      <w:r>
+        <w:t xml:space="preserve">Lors d'une réservation, l'application vérifie automatiquement :</w:t>
+      </w:r>
+    </w:p>
+    <w:p>
+      <w:pPr>
+        <w:pStyle w:val="ListParagraph"/>
+        <w:numPr>
+          <w:ilvl w:val="0"/>
+          <w:numId w:val="2"/>
+        </w:numPr>
+        <w:spacing w:after="80"/>
+      </w:pPr>
+      <w:r>
+        <w:t xml:space="preserve">la </w:t>
+      </w:r>
+      <w:r>
+        <w:rPr>
+          <w:b/>
+          <w:bCs/>
+        </w:rPr>
+        <w:t xml:space="preserve">capacité</w:t>
+      </w:r>
+      <w:r>
+        <w:t xml:space="preserve"> du créneau (selon que les accompagnants comptent ou non dans la jauge) ;</w:t>
+      </w:r>
+    </w:p>
+    <w:p>
+      <w:pPr>
+        <w:pStyle w:val="ListParagraph"/>
+        <w:numPr>
+          <w:ilvl w:val="0"/>
+          <w:numId w:val="2"/>
+        </w:numPr>
+        <w:spacing w:after="80"/>
+      </w:pPr>
+      <w:r>
+        <w:t xml:space="preserve">votre </w:t>
+      </w:r>
+      <w:r>
+        <w:rPr>
+          <w:b/>
+          <w:bCs/>
+        </w:rPr>
+        <w:t xml:space="preserve">droit d'accès</w:t>
+      </w:r>
+      <w:r>
+        <w:t xml:space="preserve"> au service, selon votre demandeur ;</w:t>
+      </w:r>
+    </w:p>
+    <w:p>
+      <w:pPr>
+        <w:pStyle w:val="ListParagraph"/>
+        <w:numPr>
+          <w:ilvl w:val="0"/>
+          <w:numId w:val="2"/>
+        </w:numPr>
+        <w:spacing w:after="80"/>
+      </w:pPr>
+      <w:r>
+        <w:t xml:space="preserve">le </w:t>
+      </w:r>
+      <w:r>
+        <w:rPr>
+          <w:b/>
+          <w:bCs/>
+        </w:rPr>
+        <w:t xml:space="preserve">nombre maximum de réservations</w:t>
+      </w:r>
+      <w:r>
+        <w:t xml:space="preserve"> autorisé (par service et par période) ;</w:t>
+      </w:r>
+    </w:p>
+    <w:p>
+      <w:pPr>
+        <w:pStyle w:val="ListParagraph"/>
+        <w:numPr>
+          <w:ilvl w:val="0"/>
+          <w:numId w:val="2"/>
+        </w:numPr>
+        <w:spacing w:after="80"/>
+      </w:pPr>
+      <w:r>
+        <w:t xml:space="preserve">les </w:t>
+      </w:r>
+      <w:r>
+        <w:rPr>
+          <w:b/>
+          <w:bCs/>
+        </w:rPr>
+        <w:t xml:space="preserve">jours de fermeture</w:t>
+      </w:r>
+      <w:r>
+        <w:t xml:space="preserve"> : un créneau en période de vacances scolaires n'est réservable que si le service </w:t>
+      </w:r>
+      <w:r>
+        <w:rPr>
+          <w:b/>
+          <w:bCs/>
+        </w:rPr>
+        <w:t xml:space="preserve">et</w:t>
+      </w:r>
+      <w:r>
+        <w:t xml:space="preserve"> le demandeur sont ouverts ce jour-là ;</w:t>
+      </w:r>
+    </w:p>
+    <w:p>
+      <w:pPr>
+        <w:pStyle w:val="ListParagraph"/>
+        <w:numPr>
+          <w:ilvl w:val="0"/>
+          <w:numId w:val="2"/>
+        </w:numPr>
+        <w:spacing w:after="80"/>
+      </w:pPr>
+      <w:r>
+        <w:t xml:space="preserve">le </w:t>
+      </w:r>
+      <w:r>
+        <w:rPr>
+          <w:b/>
+          <w:bCs/>
+        </w:rPr>
+        <w:t xml:space="preserve">délai de réservation</w:t>
+      </w:r>
+      <w:r>
+        <w:t xml:space="preserve"> : les créneaux trop proches dans le temps ne sont pas réservables.</w:t>
+      </w:r>
+    </w:p>
+    <w:p>
+      <w:pPr>
+        <w:pStyle w:val="Heading2"/>
+        <w:spacing w:after="160" w:before="240"/>
+      </w:pPr>
+      <w:r>
         <w:t xml:space="preserve">Rappels automatiques</w:t>
       </w:r>
     </w:p>
@@ -1897,6 +1994,46 @@
       </w:r>
       <w:r>
         <w:t xml:space="preserve"> envoyés aux usagers (J-7 et J-1).</w:t>
+      </w:r>
+    </w:p>
+    <w:p>
+      <w:pPr>
+        <w:pStyle w:val="ListParagraph"/>
+        <w:numPr>
+          <w:ilvl w:val="0"/>
+          <w:numId w:val="2"/>
+        </w:numPr>
+        <w:spacing w:after="80"/>
+      </w:pPr>
+      <w:r>
+        <w:rPr>
+          <w:b/>
+          <w:bCs/>
+        </w:rPr>
+        <w:t xml:space="preserve">Notifications de validation</w:t>
+      </w:r>
+      <w:r>
+        <w:t xml:space="preserve"> regroupées : l'e-mail de validation ou de remise en attente part après le délai réglé dans Échanges et ne reflète que l'état final.</w:t>
+      </w:r>
+    </w:p>
+    <w:p>
+      <w:pPr>
+        <w:pStyle w:val="ListParagraph"/>
+        <w:numPr>
+          <w:ilvl w:val="0"/>
+          <w:numId w:val="2"/>
+        </w:numPr>
+        <w:spacing w:after="80"/>
+      </w:pPr>
+      <w:r>
+        <w:rPr>
+          <w:b/>
+          <w:bCs/>
+        </w:rPr>
+        <w:t xml:space="preserve">Liste d'attente</w:t>
+      </w:r>
+      <w:r>
+        <w:t xml:space="preserve"> : toutes les 5 minutes, pour chaque inscrit et dans l'ordre d'inscription, recherche des créneaux réservables correspondant à ses disponibilités — inscription automatique si demandée, sinon e-mail « créneaux libérés » (nouveautés seulement).</w:t>
       </w:r>
     </w:p>
     <w:p>

--- a/docs/Guide-usager.docx
+++ b/docs/Guide-usager.docx
@@ -1475,7 +1475,7 @@
           <w:b/>
           <w:bCs/>
         </w:rPr>
-        <w:t xml:space="preserve">« M'inscrire automatiquement dès qu'un créneau se libère »</w:t>
+        <w:t xml:space="preserve">« Réservation automatique dès qu'un créneau se libère »</w:t>
       </w:r>
       <w:r>
         <w:t xml:space="preserve"> pour que la réservation soit faite en votre nom, avec les participants de votre fiche : vous en êtes informé par e-mail et retiré de la liste. Validez avec </w:t>

--- a/docs/Guide-usager.docx
+++ b/docs/Guide-usager.docx
@@ -702,7 +702,7 @@
         <w:t xml:space="preserve">Mon profil</w:t>
       </w:r>
       <w:r>
-        <w:t xml:space="preserve"> — nom, prénom, e-mail, téléphone.</w:t>
+        <w:t xml:space="preserve"> — nom, prénom, téléphone, nombre d'enfants et d'accompagnants, catégorie et structure (un seul bouton « Enregistrer » ; catégorie et structure restent modifiables tant que vous n'avez aucune réservation sur l'exercice en cours).</w:t>
       </w:r>
     </w:p>
     <w:p>

--- a/docs/Guide-usager.docx
+++ b/docs/Guide-usager.docx
@@ -946,7 +946,7 @@
           <w:b/>
           <w:bCs/>
         </w:rPr>
-        <w:t xml:space="preserve">menu de gauche</w:t>
+        <w:t xml:space="preserve">panneau de gauche</w:t>
       </w:r>
       <w:r>
         <w:t xml:space="preserve"> pour ouvrir son agenda. La vue présente une semaine type avec les créneaux disponibles.</w:t>

--- a/docs/Guide-usager.docx
+++ b/docs/Guide-usager.docx
@@ -1428,7 +1428,7 @@
         <w:spacing w:after="160"/>
       </w:pPr>
       <w:r>
-        <w:t xml:space="preserve">Tout est complet ? Si le service a activé la </w:t>
+        <w:t xml:space="preserve">Plus de place ? Si le service a activé la </w:t>
       </w:r>
       <w:r>
         <w:rPr>

--- a/docs/Guide-usager.docx
+++ b/docs/Guide-usager.docx
@@ -1458,7 +1458,17 @@
         <w:t xml:space="preserve">disponibilités par demi-journée</w:t>
       </w:r>
       <w:r>
-        <w:t xml:space="preserve"> (matin / après-midi, sur les jours d'ouverture du service). Vous serez </w:t>
+        <w:t xml:space="preserve"> (matin / après-midi, sur les jours d'ouverture du service) et, si le service compte plusieurs périodes, les </w:t>
+      </w:r>
+      <w:r>
+        <w:rPr>
+          <w:b/>
+          <w:bCs/>
+        </w:rPr>
+        <w:t xml:space="preserve">périodes souhaitées</w:t>
+      </w:r>
+      <w:r>
+        <w:t xml:space="preserve"> (toutes par défaut). Vous serez </w:t>
       </w:r>
       <w:r>
         <w:rPr>
@@ -1508,7 +1518,7 @@
         <w:t xml:space="preserve">retirer de la liste</w:t>
       </w:r>
       <w:r>
-        <w:t xml:space="preserve">.</w:t>
+        <w:t xml:space="preserve">. Si vous avez déjà atteint votre maximum de réservations (pour l'année, ou sur chaque période), vous ne pouvez pas vous inscrire sur la liste d'attente de ce service.</w:t>
       </w:r>
     </w:p>
     <w:p>
@@ -2033,7 +2043,7 @@
         <w:t xml:space="preserve">Liste d'attente</w:t>
       </w:r>
       <w:r>
-        <w:t xml:space="preserve"> : toutes les 5 minutes, pour chaque inscrit et dans l'ordre d'inscription, recherche des créneaux réservables correspondant à ses disponibilités — inscription automatique si demandée, sinon e-mail « créneaux libérés » (nouveautés seulement).</w:t>
+        <w:t xml:space="preserve"> : toutes les 5 minutes, pour chaque inscrit et dans l'ordre d'inscription, recherche des créneaux réservables correspondant à ses disponibilités et périodes — inscription automatique si demandée, sinon e-mail « créneaux libérés » (nouveautés seulement).</w:t>
       </w:r>
     </w:p>
     <w:p>

--- a/docs/Guide-usager.docx
+++ b/docs/Guide-usager.docx
@@ -1983,7 +1983,7 @@
         <w:t xml:space="preserve">Validation automatique</w:t>
       </w:r>
       <w:r>
-        <w:t xml:space="preserve"> des réservations après un délai paramétré, avec récapitulatif envoyé aux gestionnaires.</w:t>
+        <w:t xml:space="preserve"> des réservations après un délai paramétré, avec récapitulatif envoyé au service (à son e-mail de contact s'il est renseigné, sinon à ses gestionnaires).</w:t>
       </w:r>
     </w:p>
     <w:p>

--- a/docs/Guide-usager.docx
+++ b/docs/Guide-usager.docx
@@ -1518,7 +1518,27 @@
         <w:t xml:space="preserve">retirer de la liste</w:t>
       </w:r>
       <w:r>
-        <w:t xml:space="preserve">. Si vous avez déjà atteint votre maximum de réservations (pour l'année, ou sur chaque période), vous ne pouvez pas vous inscrire sur la liste d'attente de ce service.</w:t>
+        <w:t xml:space="preserve">. Si vous avez déjà atteint votre maximum de réservations (pour l'année, ou sur chaque période), vous ne pouvez pas vous inscrire sur la liste d'attente de ce service. La liste vous est aussi proposée au bon moment : un clic sur un créneau </w:t>
+      </w:r>
+      <w:r>
+        <w:rPr>
+          <w:b/>
+          <w:bCs/>
+        </w:rPr>
+        <w:t xml:space="preserve">complet</w:t>
+      </w:r>
+      <w:r>
+        <w:t xml:space="preserve"> affiche un lien « s'inscrire sur la liste d'attente » (la demi-journée du créneau est précochée), la fenêtre </w:t>
+      </w:r>
+      <w:r>
+        <w:rPr>
+          <w:b/>
+          <w:bCs/>
+        </w:rPr>
+        <w:t xml:space="preserve">« Plus aucune place disponible »</w:t>
+      </w:r>
+      <w:r>
+        <w:t xml:space="preserve"> porte un bouton d'inscription, et les e-mails de refus ou de suppression par le service rappellent la liste d'attente.</w:t>
       </w:r>
     </w:p>
     <w:p>

--- a/docs/Guide-usager.docx
+++ b/docs/Guide-usager.docx
@@ -1518,7 +1518,27 @@
         <w:t xml:space="preserve">retirer de la liste</w:t>
       </w:r>
       <w:r>
-        <w:t xml:space="preserve">. Si vous avez déjà atteint votre maximum de réservations (pour l'année, ou sur chaque période), vous ne pouvez pas vous inscrire sur la liste d'attente de ce service. La liste vous est aussi proposée au bon moment : un clic sur un créneau </w:t>
+        <w:t xml:space="preserve">. Si vous avez déjà atteint votre maximum de réservations (pour l'année, ou sur chaque période), vous ne pouvez pas vous inscrire sur la liste d'attente de ce service. Votre inscription vaut </w:t>
+      </w:r>
+      <w:r>
+        <w:rPr>
+          <w:b/>
+          <w:bCs/>
+        </w:rPr>
+        <w:t xml:space="preserve">jusqu'à la fin de la dernière période souhaitée</w:t>
+      </w:r>
+      <w:r>
+        <w:t xml:space="preserve"> (l'échéance est rappelée dans la fenêtre) : passé ce terme, elle est close automatiquement et vous en êtes informé par e-mail. </w:t>
+      </w:r>
+      <w:r>
+        <w:rPr>
+          <w:b/>
+          <w:bCs/>
+        </w:rPr>
+        <w:t xml:space="preserve">Toute réservation obtenue</w:t>
+      </w:r>
+      <w:r>
+        <w:t xml:space="preserve"> sur le service — faite par vous, par un gestionnaire ou automatiquement — vous retire de la liste. La liste vous est aussi proposée au bon moment : un clic sur un créneau </w:t>
       </w:r>
       <w:r>
         <w:rPr>
@@ -2063,7 +2083,17 @@
         <w:t xml:space="preserve">Liste d'attente</w:t>
       </w:r>
       <w:r>
-        <w:t xml:space="preserve"> : toutes les 5 minutes, pour chaque inscrit et dans l'ordre d'inscription, recherche des créneaux réservables correspondant à ses disponibilités et périodes — inscription automatique si demandée, sinon e-mail « créneaux libérés » (nouveautés seulement).</w:t>
+        <w:t xml:space="preserve"> : toutes les 5 minutes, clôture des inscriptions </w:t>
+      </w:r>
+      <w:r>
+        <w:rPr>
+          <w:b/>
+          <w:bCs/>
+        </w:rPr>
+        <w:t xml:space="preserve">échues</w:t>
+      </w:r>
+      <w:r>
+        <w:t xml:space="preserve"> (périodes souhaitées terminées, e-mail à l'usager) puis, pour chaque inscrit et dans l'ordre d'inscription, recherche des créneaux réservables correspondant à ses disponibilités et périodes — inscription automatique si demandée, sinon e-mail « créneaux libérés » (nouveautés seulement).</w:t>
       </w:r>
     </w:p>
     <w:p>
